--- a/data/revised_2026-10_full/tracked/v2/Maths/SS2.4_Surface_Area_and_Volume_of_Solids/Mathematics_Surface_Area_and_Volume_of_Solids_FinalExplanation_TeacherKey_TRACKED.docx
+++ b/data/revised_2026-10_full/tracked/v2/Maths/SS2.4_Surface_Area_and_Volume_of_Solids/Mathematics_Surface_Area_and_Volume_of_Solids_FinalExplanation_TeacherKey_TRACKED.docx
@@ -232,7 +232,7 @@
               </w:rPr>
               <w:t xml:space="preserve">You have spent this sub-strand investigating the puzzle from the Kisumu water tank factory: two tanks that each hold 5,000 litres of water, yet the frustum tank uses </w:t>
             </w:r>
-            <w:ins w:id="9001" w:author="Claude (AI) - proposed" w:date="2026-10-15T12:58:07Z">
+            <w:ins w:id="9001" w:author="Claude (AI) - proposed" w:date="2026-10-18T00:31:16Z">
               <w:r>
                 <w:rPr>
                   <w:rFonts w:ascii="Arial" w:cs="Arial" w:eastAsia="Arial" w:hAnsi="Arial"/>
@@ -260,7 +260,7 @@
               </w:rPr>
               <w:t xml:space="preserve">less metal sheet</w:t>
             </w:r>
-            <w:ins w:id="9002" w:author="Claude (AI) - proposed" w:date="2026-10-15T12:58:07Z">
+            <w:ins w:id="9002" w:author="Claude (AI) - proposed" w:date="2026-10-18T00:31:16Z">
               <w:r>
                 <w:rPr>
                   <w:rFonts w:ascii="Arial" w:cs="Arial" w:eastAsia="Arial" w:hAnsi="Arial"/>
@@ -288,7 +288,7 @@
               </w:rPr>
               <w:t xml:space="preserve"> than the cylinder-hemisphere tank. Use your notes, your formulae</w:t>
             </w:r>
-            <w:ins w:id="9003" w:author="Claude (AI) - proposed" w:date="2026-10-15T12:58:07Z">
+            <w:ins w:id="9003" w:author="Claude (AI) - proposed" w:date="2026-10-18T00:31:16Z">
               <w:r>
                 <w:rPr>
                   <w:rFonts w:ascii="Arial" w:cs="Arial" w:eastAsia="Arial" w:hAnsi="Arial"/>
@@ -652,7 +652,7 @@
                     </w:rPr>
                     <w:t xml:space="preserve">approx. 5,</w:t>
                   </w:r>
-                  <w:del w:id="9004" w:author="Claude (AI) - proposed" w:date="2026-10-15T12:58:07Z">
+                  <w:del w:id="9004" w:author="Claude (AI) - proposed" w:date="2026-10-18T00:31:16Z">
                     <w:r>
                       <w:rPr>
                         <w:rFonts w:ascii="Arial" w:cs="Arial" w:eastAsia="Arial" w:hAnsi="Arial"/>
@@ -667,7 +667,7 @@
                       <w:delText xml:space="preserve">000</w:delText>
                     </w:r>
                   </w:del>
-                  <w:ins w:id="9005" w:author="Claude (AI) - proposed" w:date="2026-10-15T12:58:07Z">
+                  <w:ins w:id="9005" w:author="Claude (AI) - proposed" w:date="2026-10-18T00:31:16Z">
                     <w:r>
                       <w:rPr>
                         <w:rFonts w:ascii="Arial" w:cs="Arial" w:eastAsia="Arial" w:hAnsi="Arial"/>
@@ -728,7 +728,7 @@
                     </w:rPr>
                     <w:t xml:space="preserve">approx. 16.</w:t>
                   </w:r>
-                  <w:del w:id="9006" w:author="Claude (AI) - proposed" w:date="2026-10-15T12:58:07Z">
+                  <w:del w:id="9006" w:author="Claude (AI) - proposed" w:date="2026-10-18T00:31:16Z">
                     <w:r>
                       <w:rPr>
                         <w:rFonts w:ascii="Arial" w:cs="Arial" w:eastAsia="Arial" w:hAnsi="Arial"/>
@@ -743,7 +743,7 @@
                       <w:delText xml:space="preserve">09</w:delText>
                     </w:r>
                   </w:del>
-                  <w:ins w:id="9007" w:author="Claude (AI) - proposed" w:date="2026-10-15T12:58:07Z">
+                  <w:ins w:id="9007" w:author="Claude (AI) - proposed" w:date="2026-10-18T00:31:16Z">
                     <w:r>
                       <w:rPr>
                         <w:rFonts w:ascii="Arial" w:cs="Arial" w:eastAsia="Arial" w:hAnsi="Arial"/>
@@ -804,7 +804,7 @@
                     </w:rPr>
                     <w:t xml:space="preserve">approx. KSh </w:t>
                   </w:r>
-                  <w:del w:id="9008" w:author="Claude (AI) - proposed" w:date="2026-10-15T12:58:07Z">
+                  <w:del w:id="9008" w:author="Claude (AI) - proposed" w:date="2026-10-18T00:31:16Z">
                     <w:r>
                       <w:rPr>
                         <w:rFonts w:ascii="Arial" w:cs="Arial" w:eastAsia="Arial" w:hAnsi="Arial"/>
@@ -819,7 +819,7 @@
                       <w:delText xml:space="preserve">13,677</w:delText>
                     </w:r>
                   </w:del>
-                  <w:ins w:id="9009" w:author="Claude (AI) - proposed" w:date="2026-10-15T12:58:07Z">
+                  <w:ins w:id="9009" w:author="Claude (AI) - proposed" w:date="2026-10-18T00:31:16Z">
                     <w:r>
                       <w:rPr>
                         <w:rFonts w:ascii="Arial" w:cs="Arial" w:eastAsia="Arial" w:hAnsi="Arial"/>
@@ -902,7 +902,7 @@
                     </w:rPr>
                     <w:t xml:space="preserve">approx. 5,</w:t>
                   </w:r>
-                  <w:del w:id="9010" w:author="Claude (AI) - proposed" w:date="2026-10-15T12:58:07Z">
+                  <w:del w:id="9010" w:author="Claude (AI) - proposed" w:date="2026-10-18T00:31:16Z">
                     <w:r>
                       <w:rPr>
                         <w:rFonts w:ascii="Arial" w:cs="Arial" w:eastAsia="Arial" w:hAnsi="Arial"/>
@@ -917,7 +917,7 @@
                       <w:delText xml:space="preserve">000</w:delText>
                     </w:r>
                   </w:del>
-                  <w:ins w:id="9011" w:author="Claude (AI) - proposed" w:date="2026-10-15T12:58:07Z">
+                  <w:ins w:id="9011" w:author="Claude (AI) - proposed" w:date="2026-10-18T00:31:16Z">
                     <w:r>
                       <w:rPr>
                         <w:rFonts w:ascii="Arial" w:cs="Arial" w:eastAsia="Arial" w:hAnsi="Arial"/>
@@ -978,7 +978,7 @@
                     </w:rPr>
                     <w:t xml:space="preserve">approx. </w:t>
                   </w:r>
-                  <w:del w:id="9012" w:author="Claude (AI) - proposed" w:date="2026-10-15T12:58:07Z">
+                  <w:del w:id="9012" w:author="Claude (AI) - proposed" w:date="2026-10-18T00:31:16Z">
                     <w:r>
                       <w:rPr>
                         <w:rFonts w:ascii="Arial" w:cs="Arial" w:eastAsia="Arial" w:hAnsi="Arial"/>
@@ -993,7 +993,7 @@
                       <w:delText xml:space="preserve">7.03</w:delText>
                     </w:r>
                   </w:del>
-                  <w:ins w:id="9013" w:author="Claude (AI) - proposed" w:date="2026-10-15T12:58:07Z">
+                  <w:ins w:id="9013" w:author="Claude (AI) - proposed" w:date="2026-10-18T00:31:16Z">
                     <w:r>
                       <w:rPr>
                         <w:rFonts w:ascii="Arial" w:cs="Arial" w:eastAsia="Arial" w:hAnsi="Arial"/>
@@ -1054,7 +1054,7 @@
                     </w:rPr>
                     <w:t xml:space="preserve">approx. KSh </w:t>
                   </w:r>
-                  <w:del w:id="9014" w:author="Claude (AI) - proposed" w:date="2026-10-15T12:58:07Z">
+                  <w:del w:id="9014" w:author="Claude (AI) - proposed" w:date="2026-10-18T00:31:16Z">
                     <w:r>
                       <w:rPr>
                         <w:rFonts w:ascii="Arial" w:cs="Arial" w:eastAsia="Arial" w:hAnsi="Arial"/>
@@ -1069,7 +1069,7 @@
                       <w:delText xml:space="preserve">5,975</w:delText>
                     </w:r>
                   </w:del>
-                  <w:ins w:id="9015" w:author="Claude (AI) - proposed" w:date="2026-10-15T12:58:07Z">
+                  <w:ins w:id="9015" w:author="Claude (AI) - proposed" w:date="2026-10-18T00:31:16Z">
                     <w:r>
                       <w:rPr>
                         <w:rFonts w:ascii="Arial" w:cs="Arial" w:eastAsia="Arial" w:hAnsi="Arial"/>
@@ -1174,10 +1174,10 @@
               <w:spacing w:after="40" w:before="0"/>
               <w:jc w:val="left"/>
               <w:rPr>
-                <w:ins w:id="9017" w:author="Claude (AI) - proposed" w:date="2026-10-15T12:58:07Z"/>
-              </w:rPr>
-            </w:pPr>
-            <w:ins w:id="9016" w:author="Claude (AI) - proposed" w:date="2026-10-15T12:58:07Z">
+                <w:ins w:id="9017" w:author="Claude (AI) - proposed" w:date="2026-10-18T00:31:16Z"/>
+              </w:rPr>
+            </w:pPr>
+            <w:ins w:id="9016" w:author="Claude (AI) - proposed" w:date="2026-10-18T00:31:16Z">
               <w:r>
                 <w:rPr>
                   <w:rFonts w:ascii="Arial" w:cs="Arial" w:eastAsia="Arial" w:hAnsi="Arial"/>
@@ -1245,7 +1245,7 @@
               </w:rPr>
               <w:t xml:space="preserve">(a) The frustum tank needs less metal sheet. The difference in surface area is about 16.</w:t>
             </w:r>
-            <w:del w:id="9018" w:author="Claude (AI) - proposed" w:date="2026-10-15T12:58:07Z">
+            <w:del w:id="9018" w:author="Claude (AI) - proposed" w:date="2026-10-18T00:31:16Z">
               <w:r>
                 <w:rPr>
                   <w:rFonts w:ascii="Arial" w:cs="Arial" w:eastAsia="Arial" w:hAnsi="Arial"/>
@@ -1260,7 +1260,7 @@
                 <w:delText xml:space="preserve">09 − 7.03 = 9.06 m²</w:delText>
               </w:r>
             </w:del>
-            <w:ins w:id="9019" w:author="Claude (AI) - proposed" w:date="2026-10-15T12:58:07Z">
+            <w:ins w:id="9019" w:author="Claude (AI) - proposed" w:date="2026-10-18T00:31:16Z">
               <w:r>
                 <w:rPr>
                   <w:rFonts w:ascii="Arial" w:cs="Arial" w:eastAsia="Arial" w:hAnsi="Arial"/>
@@ -1288,7 +1288,7 @@
               </w:rPr>
               <w:t xml:space="preserve">. In cost, the difference is about KSh </w:t>
             </w:r>
-            <w:del w:id="9020" w:author="Claude (AI) - proposed" w:date="2026-10-15T12:58:07Z">
+            <w:del w:id="9020" w:author="Claude (AI) - proposed" w:date="2026-10-18T00:31:16Z">
               <w:r>
                 <w:rPr>
                   <w:rFonts w:ascii="Arial" w:cs="Arial" w:eastAsia="Arial" w:hAnsi="Arial"/>
@@ -1303,7 +1303,7 @@
                 <w:delText xml:space="preserve">13,677 − KSh 5,975</w:delText>
               </w:r>
             </w:del>
-            <w:ins w:id="9021" w:author="Claude (AI) - proposed" w:date="2026-10-15T12:58:07Z">
+            <w:ins w:id="9021" w:author="Claude (AI) - proposed" w:date="2026-10-18T00:31:16Z">
               <w:r>
                 <w:rPr>
                   <w:rFonts w:ascii="Arial" w:cs="Arial" w:eastAsia="Arial" w:hAnsi="Arial"/>
@@ -1331,7 +1331,7 @@
               </w:rPr>
               <w:t xml:space="preserve"> = about KSh </w:t>
             </w:r>
-            <w:del w:id="9022" w:author="Claude (AI) - proposed" w:date="2026-10-15T12:58:07Z">
+            <w:del w:id="9022" w:author="Claude (AI) - proposed" w:date="2026-10-18T00:31:16Z">
               <w:r>
                 <w:rPr>
                   <w:rFonts w:ascii="Arial" w:cs="Arial" w:eastAsia="Arial" w:hAnsi="Arial"/>
@@ -1346,7 +1346,7 @@
                 <w:delText xml:space="preserve">7,700</w:delText>
               </w:r>
             </w:del>
-            <w:ins w:id="9023" w:author="Claude (AI) - proposed" w:date="2026-10-15T12:58:07Z">
+            <w:ins w:id="9023" w:author="Claude (AI) - proposed" w:date="2026-10-18T00:31:16Z">
               <w:r>
                 <w:rPr>
                   <w:rFonts w:ascii="Arial" w:cs="Arial" w:eastAsia="Arial" w:hAnsi="Arial"/>
@@ -1374,7 +1374,7 @@
               </w:rPr>
               <w:t xml:space="preserve"> saved on metal sheet for each tank. (b) The students saw that both tanks hold the same amount of water, so they have the same volume (about 5,000 litres). They expected that tanks holding the same amount would need the same amount of metal. But the frustum has a </w:t>
             </w:r>
-            <w:del w:id="9024" w:author="Claude (AI) - proposed" w:date="2026-10-15T12:58:07Z">
+            <w:del w:id="9024" w:author="Claude (AI) - proposed" w:date="2026-10-18T00:31:16Z">
               <w:r>
                 <w:rPr>
                   <w:rFonts w:ascii="Arial" w:cs="Arial" w:eastAsia="Arial" w:hAnsi="Arial"/>
@@ -1402,7 +1402,7 @@
               </w:rPr>
               <w:t xml:space="preserve">smaller surface area, so it needs </w:t>
             </w:r>
-            <w:del w:id="9025" w:author="Claude (AI) - proposed" w:date="2026-10-15T12:58:07Z">
+            <w:del w:id="9025" w:author="Claude (AI) - proposed" w:date="2026-10-18T00:31:16Z">
               <w:r>
                 <w:rPr>
                   <w:rFonts w:ascii="Arial" w:cs="Arial" w:eastAsia="Arial" w:hAnsi="Arial"/>
@@ -1417,7 +1417,7 @@
                 <w:delText xml:space="preserve">far</w:delText>
               </w:r>
             </w:del>
-            <w:ins w:id="9026" w:author="Claude (AI) - proposed" w:date="2026-10-15T12:58:07Z">
+            <w:ins w:id="9026" w:author="Claude (AI) - proposed" w:date="2026-10-18T00:31:16Z">
               <w:r>
                 <w:rPr>
                   <w:rFonts w:ascii="Arial" w:cs="Arial" w:eastAsia="Arial" w:hAnsi="Arial"/>
@@ -1445,7 +1445,7 @@
               </w:rPr>
               <w:t xml:space="preserve"> less sheet. This showed that volume and surface area are not linked in the way they first thought.</w:t>
             </w:r>
-            <w:ins w:id="9027" w:author="Claude (AI) - proposed" w:date="2026-10-15T12:58:07Z">
+            <w:ins w:id="9027" w:author="Claude (AI) - proposed" w:date="2026-10-18T00:31:16Z">
               <w:r>
                 <w:rPr>
                   <w:rFonts w:ascii="Arial" w:cs="Arial" w:eastAsia="Arial" w:hAnsi="Arial"/>
@@ -1630,7 +1630,7 @@
               </w:rPr>
               <w:t xml:space="preserve">(a) Surface area tells how much material is needed to build or cover the solid, for example the metal sheet needed to make a tank. Volume tells how much the solid can hold, for example the 5,000 litres of water in the tank. (b) Independent means that one quantity does not decide the other. The cylinder-hemisphere tank and the frustum tank have the same volume (about 5,000 litres) but different surface areas (about 16.</w:t>
             </w:r>
-            <w:del w:id="9028" w:author="Claude (AI) - proposed" w:date="2026-10-15T12:58:07Z">
+            <w:del w:id="9028" w:author="Claude (AI) - proposed" w:date="2026-10-18T00:31:16Z">
               <w:r>
                 <w:rPr>
                   <w:rFonts w:ascii="Arial" w:cs="Arial" w:eastAsia="Arial" w:hAnsi="Arial"/>
@@ -1645,7 +1645,7 @@
                 <w:delText xml:space="preserve">09 m² and 7.03</w:delText>
               </w:r>
             </w:del>
-            <w:ins w:id="9029" w:author="Claude (AI) - proposed" w:date="2026-10-15T12:58:07Z">
+            <w:ins w:id="9029" w:author="Claude (AI) - proposed" w:date="2026-10-18T00:31:16Z">
               <w:r>
                 <w:rPr>
                   <w:rFonts w:ascii="Arial" w:cs="Arial" w:eastAsia="Arial" w:hAnsi="Arial"/>
@@ -1843,7 +1843,7 @@
               </w:rPr>
               <w:t xml:space="preserve">(a) πR² is the area of the larger circular base, πr² is the area of the smaller circular top, and π(R + r)l is the area of the curved sloping side (the lateral surface), where l is the slant height. (b) Step 1: identify the simple solids that make up the composite solid (a cylinder and a hemisphere). Step 2: subtract the hidden faces at the joint, because the circle where the pieces meet is not on the outside of the tank. Step 3: add the areas of all the exposed surfaces. (c) </w:t>
             </w:r>
-            <w:ins w:id="9030" w:author="Claude (AI) - proposed" w:date="2026-10-15T12:58:07Z">
+            <w:ins w:id="9030" w:author="Claude (AI) - proposed" w:date="2026-10-18T00:31:16Z">
               <w:r>
                 <w:rPr>
                   <w:rFonts w:ascii="Arial" w:cs="Arial" w:eastAsia="Arial" w:hAnsi="Arial"/>
@@ -1871,7 +1871,7 @@
               </w:rPr>
               <w:t xml:space="preserve">The cylinder-hemisphere tank </w:t>
             </w:r>
-            <w:del w:id="9031" w:author="Claude (AI) - proposed" w:date="2026-10-15T12:58:07Z">
+            <w:del w:id="9031" w:author="Claude (AI) - proposed" w:date="2026-10-18T00:31:16Z">
               <w:r>
                 <w:rPr>
                   <w:rFonts w:ascii="Arial" w:cs="Arial" w:eastAsia="Arial" w:hAnsi="Arial"/>
@@ -1886,7 +1886,7 @@
                 <w:delText xml:space="preserve">has a tall curved cylinder wall plus a curved hemispherical lid, which together expose</w:delText>
               </w:r>
             </w:del>
-            <w:ins w:id="9032" w:author="Claude (AI) - proposed" w:date="2026-10-15T12:58:07Z">
+            <w:ins w:id="9032" w:author="Claude (AI) - proposed" w:date="2026-10-18T00:31:16Z">
               <w:r>
                 <w:rPr>
                   <w:rFonts w:ascii="Arial" w:cs="Arial" w:eastAsia="Arial" w:hAnsi="Arial"/>
@@ -1914,7 +1914,7 @@
               </w:rPr>
               <w:t xml:space="preserve"> about 16.</w:t>
             </w:r>
-            <w:del w:id="9033" w:author="Claude (AI) - proposed" w:date="2026-10-15T12:58:07Z">
+            <w:del w:id="9033" w:author="Claude (AI) - proposed" w:date="2026-10-18T00:31:16Z">
               <w:r>
                 <w:rPr>
                   <w:rFonts w:ascii="Arial" w:cs="Arial" w:eastAsia="Arial" w:hAnsi="Arial"/>
@@ -1929,7 +1929,7 @@
                 <w:delText xml:space="preserve">09</w:delText>
               </w:r>
             </w:del>
-            <w:ins w:id="9034" w:author="Claude (AI) - proposed" w:date="2026-10-15T12:58:07Z">
+            <w:ins w:id="9034" w:author="Claude (AI) - proposed" w:date="2026-10-18T00:31:16Z">
               <w:r>
                 <w:rPr>
                   <w:rFonts w:ascii="Arial" w:cs="Arial" w:eastAsia="Arial" w:hAnsi="Arial"/>
@@ -1957,7 +1957,7 @@
               </w:rPr>
               <w:t xml:space="preserve"> m² of surface. The frustum </w:t>
             </w:r>
-            <w:del w:id="9035" w:author="Claude (AI) - proposed" w:date="2026-10-15T12:58:07Z">
+            <w:del w:id="9035" w:author="Claude (AI) - proposed" w:date="2026-10-18T00:31:16Z">
               <w:r>
                 <w:rPr>
                   <w:rFonts w:ascii="Arial" w:cs="Arial" w:eastAsia="Arial" w:hAnsi="Arial"/>
@@ -1972,7 +1972,7 @@
                 <w:delText xml:space="preserve">has only a base, a narrower top and one sloping side, which expose about 7.03 m². Its</w:delText>
               </w:r>
             </w:del>
-            <w:ins w:id="9036" w:author="Claude (AI) - proposed" w:date="2026-10-15T12:58:07Z">
+            <w:ins w:id="9036" w:author="Claude (AI) - proposed" w:date="2026-10-18T00:31:16Z">
               <w:r>
                 <w:rPr>
                   <w:rFonts w:ascii="Arial" w:cs="Arial" w:eastAsia="Arial" w:hAnsi="Arial"/>
@@ -2000,7 +2000,7 @@
               </w:rPr>
               <w:t xml:space="preserve"> sloping side, whose size depends on the slant height and the two radii, </w:t>
             </w:r>
-            <w:del w:id="9037" w:author="Claude (AI) - proposed" w:date="2026-10-15T12:58:07Z">
+            <w:del w:id="9037" w:author="Claude (AI) - proposed" w:date="2026-10-18T00:31:16Z">
               <w:r>
                 <w:rPr>
                   <w:rFonts w:ascii="Arial" w:cs="Arial" w:eastAsia="Arial" w:hAnsi="Arial"/>
@@ -2015,7 +2015,7 @@
                 <w:delText xml:space="preserve">lets the frustum hold the same 5,000 litres with much less outer surface, so</w:delText>
               </w:r>
             </w:del>
-            <w:ins w:id="9038" w:author="Claude (AI) - proposed" w:date="2026-10-15T12:58:07Z">
+            <w:ins w:id="9038" w:author="Claude (AI) - proposed" w:date="2026-10-18T00:31:16Z">
               <w:r>
                 <w:rPr>
                   <w:rFonts w:ascii="Arial" w:cs="Arial" w:eastAsia="Arial" w:hAnsi="Arial"/>
@@ -2043,7 +2043,7 @@
               </w:rPr>
               <w:t xml:space="preserve"> less metal sheet </w:t>
             </w:r>
-            <w:del w:id="9039" w:author="Claude (AI) - proposed" w:date="2026-10-15T12:58:07Z">
+            <w:del w:id="9039" w:author="Claude (AI) - proposed" w:date="2026-10-18T00:31:16Z">
               <w:r>
                 <w:rPr>
                   <w:rFonts w:ascii="Arial" w:cs="Arial" w:eastAsia="Arial" w:hAnsi="Arial"/>
@@ -2058,7 +2058,7 @@
                 <w:delText xml:space="preserve">is needed</w:delText>
               </w:r>
             </w:del>
-            <w:ins w:id="9040" w:author="Claude (AI) - proposed" w:date="2026-10-15T12:58:07Z">
+            <w:ins w:id="9040" w:author="Claude (AI) - proposed" w:date="2026-10-18T00:31:16Z">
               <w:r>
                 <w:rPr>
                   <w:rFonts w:ascii="Arial" w:cs="Arial" w:eastAsia="Arial" w:hAnsi="Arial"/>
@@ -2148,7 +2148,7 @@
               </w:rPr>
               <w:t xml:space="preserve">Section 4: Engineer's recommendation for </w:t>
             </w:r>
-            <w:del w:id="9041" w:author="Claude (AI) - proposed" w:date="2026-10-15T12:58:07Z">
+            <w:del w:id="9041" w:author="Claude (AI) - proposed" w:date="2026-10-18T00:31:16Z">
               <w:r>
                 <w:rPr>
                   <w:rFonts w:ascii="Arial" w:cs="Arial" w:eastAsia="Arial" w:hAnsi="Arial"/>
@@ -2163,7 +2163,7 @@
                 <w:delText xml:space="preserve">Nyakach Secondary School</w:delText>
               </w:r>
             </w:del>
-            <w:ins w:id="9042" w:author="Claude (AI) - proposed" w:date="2026-10-15T12:58:07Z">
+            <w:ins w:id="9042" w:author="Claude (AI) - proposed" w:date="2026-10-18T00:31:16Z">
               <w:r>
                 <w:rPr>
                   <w:rFonts w:ascii="Arial" w:cs="Arial" w:eastAsia="Arial" w:hAnsi="Arial"/>
@@ -2213,7 +2213,7 @@
               </w:rPr>
               <w:t xml:space="preserve">You are a junior engineer at a Kenyan water tank manufacturer. </w:t>
             </w:r>
-            <w:del w:id="9043" w:author="Claude (AI) - proposed" w:date="2026-10-15T12:58:07Z">
+            <w:del w:id="9043" w:author="Claude (AI) - proposed" w:date="2026-10-18T00:31:16Z">
               <w:r>
                 <w:rPr>
                   <w:rFonts w:ascii="Arial" w:cs="Arial" w:eastAsia="Arial" w:hAnsi="Arial"/>
@@ -2228,7 +2228,7 @@
                 <w:delText xml:space="preserve">Nyakach Secondary School</w:delText>
               </w:r>
             </w:del>
-            <w:ins w:id="9044" w:author="Claude (AI) - proposed" w:date="2026-10-15T12:58:07Z">
+            <w:ins w:id="9044" w:author="Claude (AI) - proposed" w:date="2026-10-18T00:31:16Z">
               <w:r>
                 <w:rPr>
                   <w:rFonts w:ascii="Arial" w:cs="Arial" w:eastAsia="Arial" w:hAnsi="Arial"/>
@@ -2349,7 +2349,7 @@
               </w:rPr>
               <w:t xml:space="preserve">(a) Cost = surface area × price per square metre = </w:t>
             </w:r>
-            <w:del w:id="9045" w:author="Claude (AI) - proposed" w:date="2026-10-15T12:58:07Z">
+            <w:del w:id="9045" w:author="Claude (AI) - proposed" w:date="2026-10-18T00:31:16Z">
               <w:r>
                 <w:rPr>
                   <w:rFonts w:ascii="Arial" w:cs="Arial" w:eastAsia="Arial" w:hAnsi="Arial"/>
@@ -2364,7 +2364,7 @@
                 <w:delText xml:space="preserve">7.03</w:delText>
               </w:r>
             </w:del>
-            <w:ins w:id="9046" w:author="Claude (AI) - proposed" w:date="2026-10-15T12:58:07Z">
+            <w:ins w:id="9046" w:author="Claude (AI) - proposed" w:date="2026-10-18T00:31:16Z">
               <w:r>
                 <w:rPr>
                   <w:rFonts w:ascii="Arial" w:cs="Arial" w:eastAsia="Arial" w:hAnsi="Arial"/>
@@ -2392,7 +2392,7 @@
               </w:rPr>
               <w:t xml:space="preserve"> × 850 ≈ KSh </w:t>
             </w:r>
-            <w:del w:id="9047" w:author="Claude (AI) - proposed" w:date="2026-10-15T12:58:07Z">
+            <w:del w:id="9047" w:author="Claude (AI) - proposed" w:date="2026-10-18T00:31:16Z">
               <w:r>
                 <w:rPr>
                   <w:rFonts w:ascii="Arial" w:cs="Arial" w:eastAsia="Arial" w:hAnsi="Arial"/>
@@ -2407,7 +2407,7 @@
                 <w:delText xml:space="preserve">5,975</w:delText>
               </w:r>
             </w:del>
-            <w:ins w:id="9048" w:author="Claude (AI) - proposed" w:date="2026-10-15T12:58:07Z">
+            <w:ins w:id="9048" w:author="Claude (AI) - proposed" w:date="2026-10-18T00:31:16Z">
               <w:r>
                 <w:rPr>
                   <w:rFonts w:ascii="Arial" w:cs="Arial" w:eastAsia="Arial" w:hAnsi="Arial"/>
@@ -2435,7 +2435,7 @@
               </w:rPr>
               <w:t xml:space="preserve">. (b) I would recommend the frustum tank. Evidence 1: both tanks hold about 5,000 litres, so the frustum meets the school's capacity requirement just as well as the cylinder-hemisphere tank. Evidence 2: the frustum's surface area is about </w:t>
             </w:r>
-            <w:del w:id="9049" w:author="Claude (AI) - proposed" w:date="2026-10-15T12:58:07Z">
+            <w:del w:id="9049" w:author="Claude (AI) - proposed" w:date="2026-10-18T00:31:16Z">
               <w:r>
                 <w:rPr>
                   <w:rFonts w:ascii="Arial" w:cs="Arial" w:eastAsia="Arial" w:hAnsi="Arial"/>
@@ -2450,7 +2450,7 @@
                 <w:delText xml:space="preserve">7.03</w:delText>
               </w:r>
             </w:del>
-            <w:ins w:id="9050" w:author="Claude (AI) - proposed" w:date="2026-10-15T12:58:07Z">
+            <w:ins w:id="9050" w:author="Claude (AI) - proposed" w:date="2026-10-18T00:31:16Z">
               <w:r>
                 <w:rPr>
                   <w:rFonts w:ascii="Arial" w:cs="Arial" w:eastAsia="Arial" w:hAnsi="Arial"/>
@@ -2478,7 +2478,7 @@
               </w:rPr>
               <w:t xml:space="preserve"> m² compared with about 16.</w:t>
             </w:r>
-            <w:del w:id="9051" w:author="Claude (AI) - proposed" w:date="2026-10-15T12:58:07Z">
+            <w:del w:id="9051" w:author="Claude (AI) - proposed" w:date="2026-10-18T00:31:16Z">
               <w:r>
                 <w:rPr>
                   <w:rFonts w:ascii="Arial" w:cs="Arial" w:eastAsia="Arial" w:hAnsi="Arial"/>
@@ -2493,7 +2493,7 @@
                 <w:delText xml:space="preserve">09</w:delText>
               </w:r>
             </w:del>
-            <w:ins w:id="9052" w:author="Claude (AI) - proposed" w:date="2026-10-15T12:58:07Z">
+            <w:ins w:id="9052" w:author="Claude (AI) - proposed" w:date="2026-10-18T00:31:16Z">
               <w:r>
                 <w:rPr>
                   <w:rFonts w:ascii="Arial" w:cs="Arial" w:eastAsia="Arial" w:hAnsi="Arial"/>
@@ -2521,7 +2521,7 @@
               </w:rPr>
               <w:t xml:space="preserve"> m², so its metal sheet costs about KSh </w:t>
             </w:r>
-            <w:del w:id="9053" w:author="Claude (AI) - proposed" w:date="2026-10-15T12:58:07Z">
+            <w:del w:id="9053" w:author="Claude (AI) - proposed" w:date="2026-10-18T00:31:16Z">
               <w:r>
                 <w:rPr>
                   <w:rFonts w:ascii="Arial" w:cs="Arial" w:eastAsia="Arial" w:hAnsi="Arial"/>
@@ -2536,7 +2536,7 @@
                 <w:delText xml:space="preserve">5,975</w:delText>
               </w:r>
             </w:del>
-            <w:ins w:id="9054" w:author="Claude (AI) - proposed" w:date="2026-10-15T12:58:07Z">
+            <w:ins w:id="9054" w:author="Claude (AI) - proposed" w:date="2026-10-18T00:31:16Z">
               <w:r>
                 <w:rPr>
                   <w:rFonts w:ascii="Arial" w:cs="Arial" w:eastAsia="Arial" w:hAnsi="Arial"/>
@@ -2564,7 +2564,7 @@
               </w:rPr>
               <w:t xml:space="preserve"> compared with about KSh </w:t>
             </w:r>
-            <w:del w:id="9055" w:author="Claude (AI) - proposed" w:date="2026-10-15T12:58:07Z">
+            <w:del w:id="9055" w:author="Claude (AI) - proposed" w:date="2026-10-18T00:31:16Z">
               <w:r>
                 <w:rPr>
                   <w:rFonts w:ascii="Arial" w:cs="Arial" w:eastAsia="Arial" w:hAnsi="Arial"/>
@@ -2579,7 +2579,7 @@
                 <w:delText xml:space="preserve">13,677</w:delText>
               </w:r>
             </w:del>
-            <w:ins w:id="9056" w:author="Claude (AI) - proposed" w:date="2026-10-15T12:58:07Z">
+            <w:ins w:id="9056" w:author="Claude (AI) - proposed" w:date="2026-10-18T00:31:16Z">
               <w:r>
                 <w:rPr>
                   <w:rFonts w:ascii="Arial" w:cs="Arial" w:eastAsia="Arial" w:hAnsi="Arial"/>
@@ -2607,7 +2607,7 @@
               </w:rPr>
               <w:t xml:space="preserve">, a saving of about KSh </w:t>
             </w:r>
-            <w:del w:id="9057" w:author="Claude (AI) - proposed" w:date="2026-10-15T12:58:07Z">
+            <w:del w:id="9057" w:author="Claude (AI) - proposed" w:date="2026-10-18T00:31:16Z">
               <w:r>
                 <w:rPr>
                   <w:rFonts w:ascii="Arial" w:cs="Arial" w:eastAsia="Arial" w:hAnsi="Arial"/>
@@ -2622,7 +2622,7 @@
                 <w:delText xml:space="preserve">7,700</w:delText>
               </w:r>
             </w:del>
-            <w:ins w:id="9058" w:author="Claude (AI) - proposed" w:date="2026-10-15T12:58:07Z">
+            <w:ins w:id="9058" w:author="Claude (AI) - proposed" w:date="2026-10-18T00:31:16Z">
               <w:r>
                 <w:rPr>
                   <w:rFonts w:ascii="Arial" w:cs="Arial" w:eastAsia="Arial" w:hAnsi="Arial"/>
@@ -2800,7 +2800,7 @@
               </w:rPr>
               <w:t xml:space="preserve">(a) Surface area: a roofing contractor in Nairobi calculating the metal sheeting needed for a conical roof turret, or the sheet metal needed to make a frustum-shaped grain store in Kitale. Volume: a farmer in the Rift Valley working out how much maize a frustum-shaped grain store (</w:t>
             </w:r>
-            <w:del w:id="9059" w:author="Claude (AI) - proposed" w:date="2026-10-15T12:58:07Z">
+            <w:del w:id="9059" w:author="Claude (AI) - proposed" w:date="2026-10-18T00:31:16Z">
               <w:r>
                 <w:rPr>
                   <w:rFonts w:ascii="Arial" w:cs="Arial" w:eastAsia="Arial" w:hAnsi="Arial"/>
@@ -2815,7 +2815,7 @@
                 <w:delText xml:space="preserve">mapunja</w:delText>
               </w:r>
             </w:del>
-            <w:ins w:id="9060" w:author="Claude (AI) - proposed" w:date="2026-10-15T12:58:07Z">
+            <w:ins w:id="9060" w:author="Claude (AI) - proposed" w:date="2026-10-18T00:31:16Z">
               <w:r>
                 <w:rPr>
                   <w:rFonts w:ascii="Arial" w:cs="Arial" w:eastAsia="Arial" w:hAnsi="Arial"/>
@@ -3096,7 +3096,7 @@
               <w:spacing w:after="40" w:before="0"/>
               <w:jc w:val="left"/>
             </w:pPr>
-            <w:del w:id="9061" w:author="Claude (AI) - proposed" w:date="2026-10-15T12:58:07Z">
+            <w:del w:id="9061" w:author="Claude (AI) - proposed" w:date="2026-10-18T00:31:16Z">
               <w:r>
                 <w:rPr>
                   <w:rFonts w:ascii="Arial" w:cs="Arial" w:eastAsia="Arial" w:hAnsi="Arial"/>
@@ -3111,7 +3111,7 @@
                 <w:delText xml:space="preserve">Uses</w:delText>
               </w:r>
             </w:del>
-            <w:ins w:id="9062" w:author="Claude (AI) - proposed" w:date="2026-10-15T12:58:07Z">
+            <w:ins w:id="9062" w:author="Claude (AI) - proposed" w:date="2026-10-18T00:31:16Z">
               <w:r>
                 <w:rPr>
                   <w:rFonts w:ascii="Arial" w:cs="Arial" w:eastAsia="Arial" w:hAnsi="Arial"/>
@@ -3139,7 +3139,7 @@
               </w:rPr>
               <w:t xml:space="preserve"> the table values and the Kisumu tank data accurately and refers to them in every answer, including correct differences</w:t>
             </w:r>
-            <w:del w:id="9063" w:author="Claude (AI) - proposed" w:date="2026-10-15T12:58:07Z">
+            <w:del w:id="9063" w:author="Claude (AI) - proposed" w:date="2026-10-18T00:31:16Z">
               <w:r>
                 <w:rPr>
                   <w:rFonts w:ascii="Arial" w:cs="Arial" w:eastAsia="Arial" w:hAnsi="Arial"/>
@@ -3154,7 +3154,7 @@
                 <w:delText xml:space="preserve"> and costs</w:delText>
               </w:r>
             </w:del>
-            <w:ins w:id="9064" w:author="Claude (AI) - proposed" w:date="2026-10-15T12:58:07Z">
+            <w:ins w:id="9064" w:author="Claude (AI) - proposed" w:date="2026-10-18T00:31:16Z">
               <w:r>
                 <w:rPr>
                   <w:rFonts w:ascii="Arial" w:cs="Arial" w:eastAsia="Arial" w:hAnsi="Arial"/>
@@ -3202,7 +3202,7 @@
               <w:spacing w:after="40" w:before="0"/>
               <w:jc w:val="left"/>
             </w:pPr>
-            <w:del w:id="9065" w:author="Claude (AI) - proposed" w:date="2026-10-15T12:58:07Z">
+            <w:del w:id="9065" w:author="Claude (AI) - proposed" w:date="2026-10-18T00:31:16Z">
               <w:r>
                 <w:rPr>
                   <w:rFonts w:ascii="Arial" w:cs="Arial" w:eastAsia="Arial" w:hAnsi="Arial"/>
@@ -3217,7 +3217,7 @@
                 <w:delText xml:space="preserve">Uses</w:delText>
               </w:r>
             </w:del>
-            <w:ins w:id="9066" w:author="Claude (AI) - proposed" w:date="2026-10-15T12:58:07Z">
+            <w:ins w:id="9066" w:author="Claude (AI) - proposed" w:date="2026-10-18T00:31:16Z">
               <w:r>
                 <w:rPr>
                   <w:rFonts w:ascii="Arial" w:cs="Arial" w:eastAsia="Arial" w:hAnsi="Arial"/>
@@ -3265,7 +3265,7 @@
               <w:spacing w:after="40" w:before="0"/>
               <w:jc w:val="left"/>
             </w:pPr>
-            <w:del w:id="9067" w:author="Claude (AI) - proposed" w:date="2026-10-15T12:58:07Z">
+            <w:del w:id="9067" w:author="Claude (AI) - proposed" w:date="2026-10-18T00:31:16Z">
               <w:r>
                 <w:rPr>
                   <w:rFonts w:ascii="Arial" w:cs="Arial" w:eastAsia="Arial" w:hAnsi="Arial"/>
@@ -3280,7 +3280,7 @@
                 <w:delText xml:space="preserve">Uses</w:delText>
               </w:r>
             </w:del>
-            <w:ins w:id="9068" w:author="Claude (AI) - proposed" w:date="2026-10-15T12:58:07Z">
+            <w:ins w:id="9068" w:author="Claude (AI) - proposed" w:date="2026-10-18T00:31:16Z">
               <w:r>
                 <w:rPr>
                   <w:rFonts w:ascii="Arial" w:cs="Arial" w:eastAsia="Arial" w:hAnsi="Arial"/>
@@ -3363,7 +3363,7 @@
               <w:spacing w:after="40" w:before="0"/>
               <w:jc w:val="left"/>
             </w:pPr>
-            <w:del w:id="9069" w:author="Claude (AI) - proposed" w:date="2026-10-15T12:58:07Z">
+            <w:del w:id="9069" w:author="Claude (AI) - proposed" w:date="2026-10-18T00:31:16Z">
               <w:r>
                 <w:rPr>
                   <w:rFonts w:ascii="Arial" w:cs="Arial" w:eastAsia="Arial" w:hAnsi="Arial"/>
@@ -3378,7 +3378,7 @@
                 <w:delText xml:space="preserve">Clearly</w:delText>
               </w:r>
             </w:del>
-            <w:ins w:id="9070" w:author="Claude (AI) - proposed" w:date="2026-10-15T12:58:07Z">
+            <w:ins w:id="9070" w:author="Claude (AI) - proposed" w:date="2026-10-18T00:31:16Z">
               <w:r>
                 <w:rPr>
                   <w:rFonts w:ascii="Arial" w:cs="Arial" w:eastAsia="Arial" w:hAnsi="Arial"/>
@@ -3426,7 +3426,7 @@
               <w:spacing w:after="40" w:before="0"/>
               <w:jc w:val="left"/>
             </w:pPr>
-            <w:del w:id="9071" w:author="Claude (AI) - proposed" w:date="2026-10-15T12:58:07Z">
+            <w:del w:id="9071" w:author="Claude (AI) - proposed" w:date="2026-10-18T00:31:16Z">
               <w:r>
                 <w:rPr>
                   <w:rFonts w:ascii="Arial" w:cs="Arial" w:eastAsia="Arial" w:hAnsi="Arial"/>
@@ -3441,7 +3441,7 @@
                 <w:delText xml:space="preserve">States</w:delText>
               </w:r>
             </w:del>
-            <w:ins w:id="9072" w:author="Claude (AI) - proposed" w:date="2026-10-15T12:58:07Z">
+            <w:ins w:id="9072" w:author="Claude (AI) - proposed" w:date="2026-10-18T00:31:16Z">
               <w:r>
                 <w:rPr>
                   <w:rFonts w:ascii="Arial" w:cs="Arial" w:eastAsia="Arial" w:hAnsi="Arial"/>
@@ -3489,7 +3489,7 @@
               <w:spacing w:after="40" w:before="0"/>
               <w:jc w:val="left"/>
             </w:pPr>
-            <w:del w:id="9073" w:author="Claude (AI) - proposed" w:date="2026-10-15T12:58:07Z">
+            <w:del w:id="9073" w:author="Claude (AI) - proposed" w:date="2026-10-18T00:31:16Z">
               <w:r>
                 <w:rPr>
                   <w:rFonts w:ascii="Arial" w:cs="Arial" w:eastAsia="Arial" w:hAnsi="Arial"/>
@@ -3504,7 +3504,7 @@
                 <w:delText xml:space="preserve">Confuses</w:delText>
               </w:r>
             </w:del>
-            <w:ins w:id="9074" w:author="Claude (AI) - proposed" w:date="2026-10-15T12:58:07Z">
+            <w:ins w:id="9074" w:author="Claude (AI) - proposed" w:date="2026-10-18T00:31:16Z">
               <w:r>
                 <w:rPr>
                   <w:rFonts w:ascii="Arial" w:cs="Arial" w:eastAsia="Arial" w:hAnsi="Arial"/>
@@ -3587,7 +3587,7 @@
               <w:spacing w:after="40" w:before="0"/>
               <w:jc w:val="left"/>
             </w:pPr>
-            <w:del w:id="9075" w:author="Claude (AI) - proposed" w:date="2026-10-15T12:58:07Z">
+            <w:del w:id="9075" w:author="Claude (AI) - proposed" w:date="2026-10-18T00:31:16Z">
               <w:r>
                 <w:rPr>
                   <w:rFonts w:ascii="Arial" w:cs="Arial" w:eastAsia="Arial" w:hAnsi="Arial"/>
@@ -3602,7 +3602,7 @@
                 <w:delText xml:space="preserve">Correctly</w:delText>
               </w:r>
             </w:del>
-            <w:ins w:id="9076" w:author="Claude (AI) - proposed" w:date="2026-10-15T12:58:07Z">
+            <w:ins w:id="9076" w:author="Claude (AI) - proposed" w:date="2026-10-18T00:31:16Z">
               <w:r>
                 <w:rPr>
                   <w:rFonts w:ascii="Arial" w:cs="Arial" w:eastAsia="Arial" w:hAnsi="Arial"/>
@@ -3630,7 +3630,7 @@
               </w:rPr>
               <w:t xml:space="preserve"> identifies each term in the frustum formula, describes the three-step composite solid strategy including hidden faces, and </w:t>
             </w:r>
-            <w:del w:id="9077" w:author="Claude (AI) - proposed" w:date="2026-10-15T12:58:07Z">
+            <w:del w:id="9077" w:author="Claude (AI) - proposed" w:date="2026-10-18T00:31:16Z">
               <w:r>
                 <w:rPr>
                   <w:rFonts w:ascii="Arial" w:cs="Arial" w:eastAsia="Arial" w:hAnsi="Arial"/>
@@ -3645,7 +3645,7 @@
                 <w:delText xml:space="preserve">links these to</w:delText>
               </w:r>
             </w:del>
-            <w:ins w:id="9078" w:author="Claude (AI) - proposed" w:date="2026-10-15T12:58:07Z">
+            <w:ins w:id="9078" w:author="Claude (AI) - proposed" w:date="2026-10-18T00:31:16Z">
               <w:r>
                 <w:rPr>
                   <w:rFonts w:ascii="Arial" w:cs="Arial" w:eastAsia="Arial" w:hAnsi="Arial"/>
@@ -3693,7 +3693,7 @@
               <w:spacing w:after="40" w:before="0"/>
               <w:jc w:val="left"/>
             </w:pPr>
-            <w:del w:id="9079" w:author="Claude (AI) - proposed" w:date="2026-10-15T12:58:07Z">
+            <w:del w:id="9079" w:author="Claude (AI) - proposed" w:date="2026-10-18T00:31:16Z">
               <w:r>
                 <w:rPr>
                   <w:rFonts w:ascii="Arial" w:cs="Arial" w:eastAsia="Arial" w:hAnsi="Arial"/>
@@ -3708,7 +3708,7 @@
                 <w:delText xml:space="preserve">Identifies</w:delText>
               </w:r>
             </w:del>
-            <w:ins w:id="9080" w:author="Claude (AI) - proposed" w:date="2026-10-15T12:58:07Z">
+            <w:ins w:id="9080" w:author="Claude (AI) - proposed" w:date="2026-10-18T00:31:16Z">
               <w:r>
                 <w:rPr>
                   <w:rFonts w:ascii="Arial" w:cs="Arial" w:eastAsia="Arial" w:hAnsi="Arial"/>
@@ -3756,7 +3756,7 @@
               <w:spacing w:after="40" w:before="0"/>
               <w:jc w:val="left"/>
             </w:pPr>
-            <w:del w:id="9081" w:author="Claude (AI) - proposed" w:date="2026-10-15T12:58:07Z">
+            <w:del w:id="9081" w:author="Claude (AI) - proposed" w:date="2026-10-18T00:31:16Z">
               <w:r>
                 <w:rPr>
                   <w:rFonts w:ascii="Arial" w:cs="Arial" w:eastAsia="Arial" w:hAnsi="Arial"/>
@@ -3771,7 +3771,7 @@
                 <w:delText xml:space="preserve">Names</w:delText>
               </w:r>
             </w:del>
-            <w:ins w:id="9082" w:author="Claude (AI) - proposed" w:date="2026-10-15T12:58:07Z">
+            <w:ins w:id="9082" w:author="Claude (AI) - proposed" w:date="2026-10-18T00:31:16Z">
               <w:r>
                 <w:rPr>
                   <w:rFonts w:ascii="Arial" w:cs="Arial" w:eastAsia="Arial" w:hAnsi="Arial"/>
@@ -3854,7 +3854,7 @@
               <w:spacing w:after="40" w:before="0"/>
               <w:jc w:val="left"/>
             </w:pPr>
-            <w:del w:id="9083" w:author="Claude (AI) - proposed" w:date="2026-10-15T12:58:07Z">
+            <w:del w:id="9083" w:author="Claude (AI) - proposed" w:date="2026-10-18T00:31:16Z">
               <w:r>
                 <w:rPr>
                   <w:rFonts w:ascii="Arial" w:cs="Arial" w:eastAsia="Arial" w:hAnsi="Arial"/>
@@ -3869,7 +3869,7 @@
                 <w:delText xml:space="preserve">Gives</w:delText>
               </w:r>
             </w:del>
-            <w:ins w:id="9084" w:author="Claude (AI) - proposed" w:date="2026-10-15T12:58:07Z">
+            <w:ins w:id="9084" w:author="Claude (AI) - proposed" w:date="2026-10-18T00:31:16Z">
               <w:r>
                 <w:rPr>
                   <w:rFonts w:ascii="Arial" w:cs="Arial" w:eastAsia="Arial" w:hAnsi="Arial"/>
@@ -3917,7 +3917,7 @@
               <w:spacing w:after="40" w:before="0"/>
               <w:jc w:val="left"/>
             </w:pPr>
-            <w:del w:id="9085" w:author="Claude (AI) - proposed" w:date="2026-10-15T12:58:07Z">
+            <w:del w:id="9085" w:author="Claude (AI) - proposed" w:date="2026-10-18T00:31:16Z">
               <w:r>
                 <w:rPr>
                   <w:rFonts w:ascii="Arial" w:cs="Arial" w:eastAsia="Arial" w:hAnsi="Arial"/>
@@ -3932,7 +3932,7 @@
                 <w:delText xml:space="preserve">Gives</w:delText>
               </w:r>
             </w:del>
-            <w:ins w:id="9086" w:author="Claude (AI) - proposed" w:date="2026-10-15T12:58:07Z">
+            <w:ins w:id="9086" w:author="Claude (AI) - proposed" w:date="2026-10-18T00:31:16Z">
               <w:r>
                 <w:rPr>
                   <w:rFonts w:ascii="Arial" w:cs="Arial" w:eastAsia="Arial" w:hAnsi="Arial"/>
@@ -3980,7 +3980,7 @@
               <w:spacing w:after="40" w:before="0"/>
               <w:jc w:val="left"/>
             </w:pPr>
-            <w:del w:id="9087" w:author="Claude (AI) - proposed" w:date="2026-10-15T12:58:07Z">
+            <w:del w:id="9087" w:author="Claude (AI) - proposed" w:date="2026-10-18T00:31:16Z">
               <w:r>
                 <w:rPr>
                   <w:rFonts w:ascii="Arial" w:cs="Arial" w:eastAsia="Arial" w:hAnsi="Arial"/>
@@ -3995,7 +3995,7 @@
                 <w:delText xml:space="preserve">Gives</w:delText>
               </w:r>
             </w:del>
-            <w:ins w:id="9088" w:author="Claude (AI) - proposed" w:date="2026-10-15T12:58:07Z">
+            <w:ins w:id="9088" w:author="Claude (AI) - proposed" w:date="2026-10-18T00:31:16Z">
               <w:r>
                 <w:rPr>
                   <w:rFonts w:ascii="Arial" w:cs="Arial" w:eastAsia="Arial" w:hAnsi="Arial"/>
@@ -4145,7 +4145,7 @@
         </w:rPr>
         <w:t xml:space="preserve">© 2026 SeaVuria and ARES. This work is licensed under a </w:t>
       </w:r>
-      <w:hyperlink w:history="1" r:id="rIdocyu6mb2iygwa1cs0dzae">
+      <w:hyperlink w:history="1" r:id="rId5y8iidut9c54j7l8fchpp">
         <w:r>
           <w:rPr>
             <w:rFonts w:ascii="Arial" w:cs="Arial" w:eastAsia="Arial" w:hAnsi="Arial"/>
@@ -4165,7 +4165,7 @@
         </w:rPr>
         <w:t xml:space="preserve"> (</w:t>
       </w:r>
-      <w:hyperlink w:history="1" r:id="rIdxguxkoz8w4hsi7eb8legl">
+      <w:hyperlink w:history="1" r:id="rId8aqu2qaj5qoryddjxxrvl">
         <w:r>
           <w:rPr>
             <w:rFonts w:ascii="Arial" w:cs="Arial" w:eastAsia="Arial" w:hAnsi="Arial"/>
@@ -4185,7 +4185,7 @@
         </w:rPr>
         <w:t xml:space="preserve">). To view a copy of this license, visit </w:t>
       </w:r>
-      <w:hyperlink w:history="1" r:id="rIdmdgsrmkkzmzbi8vsdhhko">
+      <w:hyperlink w:history="1" r:id="rId-cbcx6s8_ttbeb23r47-m">
         <w:r>
           <w:rPr>
             <w:rFonts w:ascii="Arial" w:cs="Arial" w:eastAsia="Arial" w:hAnsi="Arial"/>
